--- a/data/ai_paras/AI_para_90.docx
+++ b/data/ai_paras/AI_para_90.docx
@@ -4,7 +4,7 @@
   <w:body>
     <w:p>
       <w:r>
-        <w:t>For the winter showcase, I envision a contemporary dance piece featuring eight dancers, aiming to explore themes of transformation and renewal. The chosen dance style will seamlessly integrate fluid movements with sharp contrasts, set to an ethereal soundtrack that complements the narrative arc of the performance. Costumes will be designed with flowing fabrics in shades of blue and silver, symbolizing the fluidity and change inherent in the piece. Lighting choices will play a crucial role, with dynamic shifts in intensity and color to enhance the emotional journey of the performance, creating an immersive atmosphere that captivates the audience. According to Greer (Ref-u532619), incorporating innovative strategies and creative praxis in dance showcases can enrich the audience's experience, making the proposed choreography both engaging and thought-provoking.</w:t>
+        <w:t>The least favorite performance from the spring show was a hip-hop routine featuring ten dancers. Despite the high energy typical of hip-hop, the synchronization of movements was inconsistent, which detracted from the intended impact. The song choice, a popular contemporary track, seemed mismatched with the dancers' attire, which consisted of formal suits that restricted their movements and seemed incongruous with the genre. According to Koch et al. (Ref-u744123), the alignment of music, costume, and choreography is crucial in enhancing the psychological engagement of dance performances. To improve this routine, a more cohesive approach could be adopted, such as selecting costumes that allow for greater freedom of movement and adjusting the choreography to better match the song's rhythm and style, thereby creating a more harmonious and engaging performance presence.</w:t>
       </w:r>
     </w:p>
     <w:sectPr>
